--- a/functions/reporte/semanal_plantilla.docx
+++ b/functions/reporte/semanal_plantilla.docx
@@ -109,45 +109,6 @@
         <w:rPr>
           <w:rFonts w:cstheme="minorHAnsi"/>
           <w:b/>
-          <w:sz w:val="18"/>
-          <w:szCs w:val="18"/>
-        </w:rPr>
-      </w:pPr>
-    </w:p>
-    <w:p>
-      <w:pPr>
-        <w:spacing w:after="0"/>
-        <w:jc w:val="both"/>
-        <w:rPr>
-          <w:rFonts w:cstheme="minorHAnsi"/>
-          <w:sz w:val="18"/>
-          <w:szCs w:val="18"/>
-        </w:rPr>
-      </w:pPr>
-      <w:r>
-        <w:rPr>
-          <w:rFonts w:cstheme="minorHAnsi"/>
-          <w:b/>
-          <w:sz w:val="18"/>
-          <w:szCs w:val="18"/>
-        </w:rPr>
-        <w:t xml:space="preserve">NOTA PRELIMINAR: </w:t>
-      </w:r>
-      <w:r>
-        <w:rPr>
-          <w:rFonts w:cstheme="minorHAnsi"/>
-          <w:sz w:val="18"/>
-          <w:szCs w:val="18"/>
-        </w:rPr>
-        <w:t>Se reactivaron los informes mensuales desde las Subprocuradurías para consolidar los registros insuficientes advertidos en sistema; los reportes integran solo el mes inmediato anterior, por lo que se continúa de forma permanente la validación de información que previo a la reactivación de los reportes, sigue siendo inconsistente.</w:t>
-      </w:r>
-    </w:p>
-    <w:p>
-      <w:pPr>
-        <w:spacing w:after="0"/>
-        <w:jc w:val="both"/>
-        <w:rPr>
-          <w:rFonts w:cstheme="minorHAnsi"/>
           <w:sz w:val="18"/>
           <w:szCs w:val="18"/>
         </w:rPr>
@@ -365,8 +326,10 @@
           <w:sz w:val="18"/>
           <w:szCs w:val="18"/>
         </w:rPr>
-        <w:t>0</w:t>
-      </w:r>
+        <w:t>1</w:t>
+      </w:r>
+      <w:bookmarkStart w:id="0" w:name="_GoBack"/>
+      <w:bookmarkEnd w:id="0"/>
       <w:r>
         <w:rPr>
           <w:rFonts w:cstheme="minorHAnsi"/>
@@ -439,6 +402,26 @@
           <w:szCs w:val="18"/>
         </w:rPr>
         <w:t>EN EL PERIODO.</w:t>
+      </w:r>
+      <w:r>
+        <w:rPr>
+          <w:rStyle w:val="Refdenotaalpie"/>
+          <w:rFonts w:cstheme="minorHAnsi"/>
+          <w:b/>
+          <w:sz w:val="18"/>
+          <w:szCs w:val="18"/>
+        </w:rPr>
+        <w:t xml:space="preserve"> </w:t>
+      </w:r>
+      <w:r>
+        <w:rPr>
+          <w:rStyle w:val="Refdenotaalpie"/>
+          <w:rFonts w:cstheme="minorHAnsi"/>
+          <w:b/>
+          <w:sz w:val="18"/>
+          <w:szCs w:val="18"/>
+        </w:rPr>
+        <w:footnoteReference w:id="1"/>
       </w:r>
     </w:p>
     <w:p>
@@ -1036,7 +1019,7 @@
           <w:sz w:val="18"/>
           <w:szCs w:val="18"/>
         </w:rPr>
-        <w:footnoteReference w:id="1"/>
+        <w:footnoteReference w:id="2"/>
       </w:r>
       <w:r>
         <w:rPr>
@@ -1668,42 +1651,6 @@
         </w:rPr>
         <w:t xml:space="preserve"> Los registros realizados a municipios sufrieron ajustes por aclaraciones de las Subprocuradurías, mostrándose en este reporte el estatus actual.</w:t>
       </w:r>
-    </w:p>
-    <w:p>
-      <w:pPr>
-        <w:spacing w:after="0"/>
-        <w:rPr>
-          <w:rFonts w:cstheme="minorHAnsi"/>
-          <w:b/>
-          <w:sz w:val="18"/>
-          <w:szCs w:val="18"/>
-          <w:lang w:val="es-ES"/>
-        </w:rPr>
-      </w:pPr>
-    </w:p>
-    <w:p>
-      <w:pPr>
-        <w:spacing w:after="0"/>
-        <w:rPr>
-          <w:rFonts w:cstheme="minorHAnsi"/>
-          <w:b/>
-          <w:sz w:val="18"/>
-          <w:szCs w:val="18"/>
-          <w:lang w:val="es-ES"/>
-        </w:rPr>
-      </w:pPr>
-    </w:p>
-    <w:p>
-      <w:pPr>
-        <w:spacing w:after="0"/>
-        <w:rPr>
-          <w:rFonts w:cstheme="minorHAnsi"/>
-          <w:b/>
-          <w:sz w:val="18"/>
-          <w:szCs w:val="18"/>
-          <w:lang w:val="es-ES"/>
-        </w:rPr>
-      </w:pPr>
     </w:p>
     <w:p>
       <w:pPr>
@@ -2018,6 +1965,7 @@
               <w:pStyle w:val="TableParagraph"/>
               <w:spacing w:line="224" w:lineRule="exact"/>
               <w:ind w:left="0"/>
+              <w:jc w:val="center"/>
               <w:rPr>
                 <w:rFonts w:asciiTheme="minorHAnsi" w:hAnsiTheme="minorHAnsi" w:cstheme="minorHAnsi"/>
                 <w:spacing w:val="-5"/>
@@ -2183,7 +2131,6 @@
           <w:sz w:val="18"/>
           <w:szCs w:val="18"/>
         </w:rPr>
-        <w:lastRenderedPageBreak/>
         <w:t>NOTA:</w:t>
       </w:r>
       <w:r>
@@ -2580,6 +2527,7 @@
               <w:pStyle w:val="TableParagraph"/>
               <w:spacing w:line="224" w:lineRule="exact"/>
               <w:ind w:left="0"/>
+              <w:jc w:val="center"/>
               <w:rPr>
                 <w:rFonts w:asciiTheme="minorHAnsi" w:hAnsiTheme="minorHAnsi" w:cstheme="minorHAnsi"/>
                 <w:b/>
@@ -2758,7 +2706,25 @@
           <w:sz w:val="18"/>
           <w:szCs w:val="18"/>
         </w:rPr>
-        <w:t>HECHOS VIOLATORIOS DETERMINADOS EN L</w:t>
+        <w:t xml:space="preserve">HECHOS VIOLATORIOS </w:t>
+      </w:r>
+      <w:r>
+        <w:rPr>
+          <w:rFonts w:cstheme="minorHAnsi"/>
+          <w:b/>
+          <w:sz w:val="18"/>
+          <w:szCs w:val="18"/>
+        </w:rPr>
+        <w:t>SEÑALADOS</w:t>
+      </w:r>
+      <w:r>
+        <w:rPr>
+          <w:rFonts w:cstheme="minorHAnsi"/>
+          <w:b/>
+          <w:sz w:val="18"/>
+          <w:szCs w:val="18"/>
+        </w:rPr>
+        <w:t xml:space="preserve"> EN L</w:t>
       </w:r>
       <w:r>
         <w:rPr>
@@ -3037,6 +3003,7 @@
               <w:pStyle w:val="TableParagraph"/>
               <w:spacing w:line="224" w:lineRule="exact"/>
               <w:ind w:left="0"/>
+              <w:jc w:val="center"/>
               <w:rPr>
                 <w:rFonts w:asciiTheme="minorHAnsi" w:hAnsiTheme="minorHAnsi" w:cstheme="minorHAnsi"/>
                 <w:b/>
@@ -3648,6 +3615,7 @@
               <w:pStyle w:val="TableParagraph"/>
               <w:spacing w:line="224" w:lineRule="exact"/>
               <w:ind w:left="0"/>
+              <w:jc w:val="center"/>
               <w:rPr>
                 <w:rFonts w:asciiTheme="minorHAnsi" w:hAnsiTheme="minorHAnsi" w:cstheme="minorHAnsi"/>
                 <w:b/>
@@ -3955,15 +3923,6 @@
           <w:szCs w:val="18"/>
         </w:rPr>
         <w:t>RESOLUCIONES.</w:t>
-      </w:r>
-      <w:r>
-        <w:rPr>
-          <w:rStyle w:val="Refdenotaalpie"/>
-          <w:rFonts w:cstheme="minorHAnsi"/>
-          <w:sz w:val="18"/>
-          <w:szCs w:val="18"/>
-        </w:rPr>
-        <w:footnoteReference w:id="2"/>
       </w:r>
     </w:p>
     <w:p>
@@ -4119,9 +4078,8 @@
         <w:tblLook w:val="01E0" w:firstRow="1" w:lastRow="1" w:firstColumn="1" w:lastColumn="1" w:noHBand="0" w:noVBand="0"/>
       </w:tblPr>
       <w:tblGrid>
-        <w:gridCol w:w="924"/>
-        <w:gridCol w:w="7278"/>
-        <w:gridCol w:w="626"/>
+        <w:gridCol w:w="8201"/>
+        <w:gridCol w:w="627"/>
       </w:tblGrid>
       <w:tr>
         <w:trPr>
@@ -4131,14 +4089,16 @@
         </w:trPr>
         <w:tc>
           <w:tcPr>
-            <w:tcW w:w="528" w:type="pct"/>
+            <w:tcW w:w="5000" w:type="pct"/>
+            <w:gridSpan w:val="2"/>
             <w:shd w:val="clear" w:color="auto" w:fill="401B5B"/>
+            <w:vAlign w:val="center"/>
           </w:tcPr>
           <w:p>
             <w:pPr>
               <w:pStyle w:val="TableParagraph"/>
               <w:spacing w:line="250" w:lineRule="exact"/>
-              <w:ind w:left="284"/>
+              <w:ind w:left="0"/>
               <w:jc w:val="center"/>
               <w:rPr>
                 <w:rFonts w:asciiTheme="minorHAnsi" w:hAnsiTheme="minorHAnsi" w:cstheme="minorHAnsi"/>
@@ -4149,20 +4109,7 @@
                 <w:szCs w:val="18"/>
               </w:rPr>
             </w:pPr>
-          </w:p>
-        </w:tc>
-        <w:tc>
-          <w:tcPr>
-            <w:tcW w:w="4126" w:type="pct"/>
-            <w:shd w:val="clear" w:color="auto" w:fill="401B5B"/>
-            <w:vAlign w:val="center"/>
-          </w:tcPr>
-          <w:p>
-            <w:pPr>
-              <w:pStyle w:val="TableParagraph"/>
-              <w:spacing w:line="250" w:lineRule="exact"/>
-              <w:ind w:left="284"/>
-              <w:jc w:val="center"/>
+            <w:r>
               <w:rPr>
                 <w:rFonts w:asciiTheme="minorHAnsi" w:hAnsiTheme="minorHAnsi" w:cstheme="minorHAnsi"/>
                 <w:b/>
@@ -4171,40 +4118,8 @@
                 <w:sz w:val="18"/>
                 <w:szCs w:val="18"/>
               </w:rPr>
-            </w:pPr>
-            <w:r>
-              <w:rPr>
-                <w:rFonts w:asciiTheme="minorHAnsi" w:hAnsiTheme="minorHAnsi" w:cstheme="minorHAnsi"/>
-                <w:b/>
-                <w:color w:val="FFFFFF" w:themeColor="background1"/>
-                <w:spacing w:val="-4"/>
-                <w:sz w:val="18"/>
-                <w:szCs w:val="18"/>
-              </w:rPr>
               <w:t>{{ año }}</w:t>
             </w:r>
-          </w:p>
-        </w:tc>
-        <w:tc>
-          <w:tcPr>
-            <w:tcW w:w="346" w:type="pct"/>
-            <w:shd w:val="clear" w:color="auto" w:fill="401B5B"/>
-            <w:vAlign w:val="center"/>
-          </w:tcPr>
-          <w:p>
-            <w:pPr>
-              <w:pStyle w:val="TableParagraph"/>
-              <w:spacing w:line="250" w:lineRule="exact"/>
-              <w:ind w:left="0"/>
-              <w:rPr>
-                <w:rFonts w:asciiTheme="minorHAnsi" w:hAnsiTheme="minorHAnsi" w:cstheme="minorHAnsi"/>
-                <w:b/>
-                <w:color w:val="FFFFFF" w:themeColor="background1"/>
-                <w:spacing w:val="-4"/>
-                <w:sz w:val="18"/>
-                <w:szCs w:val="18"/>
-              </w:rPr>
-            </w:pPr>
           </w:p>
         </w:tc>
       </w:tr>
@@ -4215,8 +4130,7 @@
         </w:trPr>
         <w:tc>
           <w:tcPr>
-            <w:tcW w:w="4654" w:type="pct"/>
-            <w:gridSpan w:val="2"/>
+            <w:tcW w:w="4645" w:type="pct"/>
             <w:vAlign w:val="center"/>
           </w:tcPr>
           <w:p>
@@ -4313,7 +4227,7 @@
         </w:tc>
         <w:tc>
           <w:tcPr>
-            <w:tcW w:w="346" w:type="pct"/>
+            <w:tcW w:w="355" w:type="pct"/>
             <w:vAlign w:val="center"/>
           </w:tcPr>
           <w:p>
@@ -4338,8 +4252,7 @@
         </w:trPr>
         <w:tc>
           <w:tcPr>
-            <w:tcW w:w="4654" w:type="pct"/>
-            <w:gridSpan w:val="2"/>
+            <w:tcW w:w="4645" w:type="pct"/>
             <w:vAlign w:val="center"/>
           </w:tcPr>
           <w:p>
@@ -4387,7 +4300,7 @@
         </w:tc>
         <w:tc>
           <w:tcPr>
-            <w:tcW w:w="346" w:type="pct"/>
+            <w:tcW w:w="355" w:type="pct"/>
             <w:vAlign w:val="center"/>
           </w:tcPr>
           <w:p>
@@ -4395,6 +4308,7 @@
               <w:pStyle w:val="TableParagraph"/>
               <w:spacing w:line="224" w:lineRule="exact"/>
               <w:ind w:left="0"/>
+              <w:jc w:val="center"/>
               <w:rPr>
                 <w:rFonts w:asciiTheme="minorHAnsi" w:hAnsiTheme="minorHAnsi" w:cstheme="minorHAnsi"/>
                 <w:b/>
@@ -4455,8 +4369,7 @@
         </w:trPr>
         <w:tc>
           <w:tcPr>
-            <w:tcW w:w="4654" w:type="pct"/>
-            <w:gridSpan w:val="2"/>
+            <w:tcW w:w="4645" w:type="pct"/>
             <w:vAlign w:val="center"/>
           </w:tcPr>
           <w:p>
@@ -4524,7 +4437,7 @@
         </w:tc>
         <w:tc>
           <w:tcPr>
-            <w:tcW w:w="346" w:type="pct"/>
+            <w:tcW w:w="355" w:type="pct"/>
             <w:vAlign w:val="center"/>
           </w:tcPr>
           <w:p>
@@ -4608,9 +4521,8 @@
         <w:tblLook w:val="01E0" w:firstRow="1" w:lastRow="1" w:firstColumn="1" w:lastColumn="1" w:noHBand="0" w:noVBand="0"/>
       </w:tblPr>
       <w:tblGrid>
-        <w:gridCol w:w="924"/>
-        <w:gridCol w:w="7278"/>
-        <w:gridCol w:w="626"/>
+        <w:gridCol w:w="8201"/>
+        <w:gridCol w:w="627"/>
       </w:tblGrid>
       <w:tr>
         <w:trPr>
@@ -4620,14 +4532,16 @@
         </w:trPr>
         <w:tc>
           <w:tcPr>
-            <w:tcW w:w="528" w:type="pct"/>
+            <w:tcW w:w="5000" w:type="pct"/>
+            <w:gridSpan w:val="2"/>
             <w:shd w:val="clear" w:color="auto" w:fill="401B5B"/>
+            <w:vAlign w:val="center"/>
           </w:tcPr>
           <w:p>
             <w:pPr>
               <w:pStyle w:val="TableParagraph"/>
               <w:spacing w:line="250" w:lineRule="exact"/>
-              <w:ind w:left="284"/>
+              <w:ind w:left="0"/>
               <w:jc w:val="center"/>
               <w:rPr>
                 <w:rFonts w:asciiTheme="minorHAnsi" w:hAnsiTheme="minorHAnsi" w:cstheme="minorHAnsi"/>
@@ -4638,20 +4552,7 @@
                 <w:szCs w:val="18"/>
               </w:rPr>
             </w:pPr>
-          </w:p>
-        </w:tc>
-        <w:tc>
-          <w:tcPr>
-            <w:tcW w:w="4126" w:type="pct"/>
-            <w:shd w:val="clear" w:color="auto" w:fill="401B5B"/>
-            <w:vAlign w:val="center"/>
-          </w:tcPr>
-          <w:p>
-            <w:pPr>
-              <w:pStyle w:val="TableParagraph"/>
-              <w:spacing w:line="250" w:lineRule="exact"/>
-              <w:ind w:left="284"/>
-              <w:jc w:val="center"/>
+            <w:r>
               <w:rPr>
                 <w:rFonts w:asciiTheme="minorHAnsi" w:hAnsiTheme="minorHAnsi" w:cstheme="minorHAnsi"/>
                 <w:b/>
@@ -4660,40 +4561,8 @@
                 <w:sz w:val="18"/>
                 <w:szCs w:val="18"/>
               </w:rPr>
-            </w:pPr>
-            <w:r>
-              <w:rPr>
-                <w:rFonts w:asciiTheme="minorHAnsi" w:hAnsiTheme="minorHAnsi" w:cstheme="minorHAnsi"/>
-                <w:b/>
-                <w:color w:val="FFFFFF" w:themeColor="background1"/>
-                <w:spacing w:val="-4"/>
-                <w:sz w:val="18"/>
-                <w:szCs w:val="18"/>
-              </w:rPr>
               <w:t>{{ año }}</w:t>
             </w:r>
-          </w:p>
-        </w:tc>
-        <w:tc>
-          <w:tcPr>
-            <w:tcW w:w="346" w:type="pct"/>
-            <w:shd w:val="clear" w:color="auto" w:fill="401B5B"/>
-            <w:vAlign w:val="center"/>
-          </w:tcPr>
-          <w:p>
-            <w:pPr>
-              <w:pStyle w:val="TableParagraph"/>
-              <w:spacing w:line="250" w:lineRule="exact"/>
-              <w:ind w:left="0"/>
-              <w:rPr>
-                <w:rFonts w:asciiTheme="minorHAnsi" w:hAnsiTheme="minorHAnsi" w:cstheme="minorHAnsi"/>
-                <w:b/>
-                <w:color w:val="FFFFFF" w:themeColor="background1"/>
-                <w:spacing w:val="-4"/>
-                <w:sz w:val="18"/>
-                <w:szCs w:val="18"/>
-              </w:rPr>
-            </w:pPr>
           </w:p>
         </w:tc>
       </w:tr>
@@ -4704,8 +4573,7 @@
         </w:trPr>
         <w:tc>
           <w:tcPr>
-            <w:tcW w:w="4654" w:type="pct"/>
-            <w:gridSpan w:val="2"/>
+            <w:tcW w:w="4645" w:type="pct"/>
             <w:vAlign w:val="center"/>
           </w:tcPr>
           <w:p>
@@ -4793,7 +4661,7 @@
         </w:tc>
         <w:tc>
           <w:tcPr>
-            <w:tcW w:w="346" w:type="pct"/>
+            <w:tcW w:w="355" w:type="pct"/>
             <w:vAlign w:val="center"/>
           </w:tcPr>
           <w:p>
@@ -4818,8 +4686,7 @@
         </w:trPr>
         <w:tc>
           <w:tcPr>
-            <w:tcW w:w="4654" w:type="pct"/>
-            <w:gridSpan w:val="2"/>
+            <w:tcW w:w="4645" w:type="pct"/>
             <w:vAlign w:val="center"/>
           </w:tcPr>
           <w:p>
@@ -4867,7 +4734,7 @@
         </w:tc>
         <w:tc>
           <w:tcPr>
-            <w:tcW w:w="346" w:type="pct"/>
+            <w:tcW w:w="355" w:type="pct"/>
             <w:vAlign w:val="center"/>
           </w:tcPr>
           <w:p>
@@ -4875,6 +4742,7 @@
               <w:pStyle w:val="TableParagraph"/>
               <w:spacing w:line="224" w:lineRule="exact"/>
               <w:ind w:left="0"/>
+              <w:jc w:val="center"/>
               <w:rPr>
                 <w:rFonts w:asciiTheme="minorHAnsi" w:hAnsiTheme="minorHAnsi" w:cstheme="minorHAnsi"/>
                 <w:b/>
@@ -4902,7 +4770,6 @@
                 <w:sz w:val="18"/>
                 <w:szCs w:val="18"/>
               </w:rPr>
-              <w:lastRenderedPageBreak/>
               <w:t>a.</w:t>
             </w:r>
             <w:r>
@@ -4936,8 +4803,7 @@
         </w:trPr>
         <w:tc>
           <w:tcPr>
-            <w:tcW w:w="4654" w:type="pct"/>
-            <w:gridSpan w:val="2"/>
+            <w:tcW w:w="4645" w:type="pct"/>
             <w:vAlign w:val="center"/>
           </w:tcPr>
           <w:p>
@@ -4959,7 +4825,6 @@
                 <w:sz w:val="18"/>
                 <w:szCs w:val="18"/>
               </w:rPr>
-              <w:lastRenderedPageBreak/>
               <w:t>{%</w:t>
             </w:r>
             <w:proofErr w:type="spellStart"/>
@@ -5006,7 +4871,7 @@
         </w:tc>
         <w:tc>
           <w:tcPr>
-            <w:tcW w:w="346" w:type="pct"/>
+            <w:tcW w:w="355" w:type="pct"/>
             <w:vAlign w:val="center"/>
           </w:tcPr>
           <w:p>
@@ -5137,6 +5002,7 @@
           <w:sz w:val="18"/>
           <w:szCs w:val="18"/>
         </w:rPr>
+        <w:lastRenderedPageBreak/>
         <w:t>SEÑALAMIENTOS A AUTORIDADES FEDERALES</w:t>
       </w:r>
       <w:r>
@@ -5155,33 +5021,395 @@
         </w:rPr>
         <w:t>:</w:t>
       </w:r>
-      <w:r>
-        <w:rPr>
-          <w:rFonts w:cstheme="minorHAnsi"/>
-          <w:sz w:val="18"/>
-          <w:szCs w:val="18"/>
-        </w:rPr>
-        <w:t xml:space="preserve"> </w:t>
-      </w:r>
-      <w:r>
-        <w:rPr>
-          <w:rFonts w:cstheme="minorHAnsi"/>
-          <w:b/>
-          <w:sz w:val="18"/>
-          <w:szCs w:val="18"/>
-        </w:rPr>
-        <w:t>NO HAY</w:t>
-      </w:r>
-      <w:r>
-        <w:rPr>
-          <w:rFonts w:cstheme="minorHAnsi"/>
-          <w:b/>
-          <w:sz w:val="18"/>
-          <w:szCs w:val="18"/>
-        </w:rPr>
-        <w:t>.</w:t>
-      </w:r>
     </w:p>
+    <w:tbl>
+      <w:tblPr>
+        <w:tblStyle w:val="TableNormal"/>
+        <w:tblW w:w="5000" w:type="pct"/>
+        <w:tblBorders>
+          <w:top w:val="single" w:sz="4" w:space="0" w:color="auto"/>
+          <w:left w:val="single" w:sz="4" w:space="0" w:color="auto"/>
+          <w:bottom w:val="single" w:sz="4" w:space="0" w:color="auto"/>
+          <w:right w:val="single" w:sz="4" w:space="0" w:color="auto"/>
+          <w:insideH w:val="single" w:sz="4" w:space="0" w:color="auto"/>
+          <w:insideV w:val="single" w:sz="4" w:space="0" w:color="auto"/>
+        </w:tblBorders>
+        <w:tblLook w:val="01E0" w:firstRow="1" w:lastRow="1" w:firstColumn="1" w:lastColumn="1" w:noHBand="0" w:noVBand="0"/>
+      </w:tblPr>
+      <w:tblGrid>
+        <w:gridCol w:w="8202"/>
+        <w:gridCol w:w="626"/>
+      </w:tblGrid>
+      <w:tr>
+        <w:trPr>
+          <w:trHeight w:val="20"/>
+        </w:trPr>
+        <w:tc>
+          <w:tcPr>
+            <w:tcW w:w="5000" w:type="pct"/>
+            <w:gridSpan w:val="2"/>
+            <w:shd w:val="clear" w:color="auto" w:fill="401B5B"/>
+            <w:vAlign w:val="center"/>
+          </w:tcPr>
+          <w:p>
+            <w:pPr>
+              <w:pStyle w:val="TableParagraph"/>
+              <w:spacing w:line="227" w:lineRule="exact"/>
+              <w:ind w:left="284"/>
+              <w:jc w:val="center"/>
+              <w:rPr>
+                <w:rFonts w:asciiTheme="minorHAnsi" w:hAnsiTheme="minorHAnsi" w:cstheme="minorHAnsi"/>
+                <w:b/>
+                <w:color w:val="FFFFFF" w:themeColor="background1"/>
+                <w:spacing w:val="-4"/>
+                <w:sz w:val="18"/>
+                <w:szCs w:val="18"/>
+              </w:rPr>
+            </w:pPr>
+            <w:r>
+              <w:rPr>
+                <w:rFonts w:asciiTheme="minorHAnsi" w:hAnsiTheme="minorHAnsi" w:cstheme="minorHAnsi"/>
+                <w:b/>
+                <w:color w:val="FFFFFF" w:themeColor="background1"/>
+                <w:spacing w:val="-4"/>
+                <w:sz w:val="18"/>
+                <w:szCs w:val="18"/>
+              </w:rPr>
+              <w:t>{{ año }}</w:t>
+            </w:r>
+          </w:p>
+        </w:tc>
+      </w:tr>
+      <w:tr>
+        <w:trPr>
+          <w:trHeight w:val="20"/>
+        </w:trPr>
+        <w:tc>
+          <w:tcPr>
+            <w:tcW w:w="4654" w:type="pct"/>
+            <w:vAlign w:val="center"/>
+          </w:tcPr>
+          <w:p>
+            <w:pPr>
+              <w:pStyle w:val="TableParagraph"/>
+              <w:spacing w:line="224" w:lineRule="exact"/>
+              <w:ind w:left="0"/>
+              <w:rPr>
+                <w:rFonts w:asciiTheme="minorHAnsi" w:hAnsiTheme="minorHAnsi" w:cstheme="minorHAnsi"/>
+                <w:spacing w:val="-5"/>
+                <w:sz w:val="18"/>
+                <w:szCs w:val="18"/>
+              </w:rPr>
+            </w:pPr>
+            <w:r>
+              <w:rPr>
+                <w:rFonts w:asciiTheme="minorHAnsi" w:hAnsiTheme="minorHAnsi" w:cstheme="minorHAnsi"/>
+                <w:spacing w:val="-5"/>
+                <w:sz w:val="18"/>
+                <w:szCs w:val="18"/>
+              </w:rPr>
+              <w:t>{%</w:t>
+            </w:r>
+            <w:proofErr w:type="spellStart"/>
+            <w:r>
+              <w:rPr>
+                <w:rFonts w:asciiTheme="minorHAnsi" w:hAnsiTheme="minorHAnsi" w:cstheme="minorHAnsi"/>
+                <w:spacing w:val="-5"/>
+                <w:sz w:val="18"/>
+                <w:szCs w:val="18"/>
+              </w:rPr>
+              <w:t>tr</w:t>
+            </w:r>
+            <w:proofErr w:type="spellEnd"/>
+            <w:r>
+              <w:rPr>
+                <w:rFonts w:asciiTheme="minorHAnsi" w:hAnsiTheme="minorHAnsi" w:cstheme="minorHAnsi"/>
+                <w:spacing w:val="-5"/>
+                <w:sz w:val="18"/>
+                <w:szCs w:val="18"/>
+              </w:rPr>
+              <w:t xml:space="preserve"> </w:t>
+            </w:r>
+            <w:proofErr w:type="spellStart"/>
+            <w:r>
+              <w:rPr>
+                <w:rFonts w:asciiTheme="minorHAnsi" w:hAnsiTheme="minorHAnsi" w:cstheme="minorHAnsi"/>
+                <w:spacing w:val="-5"/>
+                <w:sz w:val="18"/>
+                <w:szCs w:val="18"/>
+              </w:rPr>
+              <w:t>for</w:t>
+            </w:r>
+            <w:proofErr w:type="spellEnd"/>
+            <w:r>
+              <w:rPr>
+                <w:rFonts w:asciiTheme="minorHAnsi" w:hAnsiTheme="minorHAnsi" w:cstheme="minorHAnsi"/>
+                <w:spacing w:val="-5"/>
+                <w:sz w:val="18"/>
+                <w:szCs w:val="18"/>
+              </w:rPr>
+              <w:t xml:space="preserve"> a in </w:t>
+            </w:r>
+            <w:proofErr w:type="spellStart"/>
+            <w:r>
+              <w:rPr>
+                <w:rFonts w:asciiTheme="minorHAnsi" w:hAnsiTheme="minorHAnsi" w:cstheme="minorHAnsi"/>
+                <w:spacing w:val="-5"/>
+                <w:sz w:val="18"/>
+                <w:szCs w:val="18"/>
+              </w:rPr>
+              <w:t>tabla_</w:t>
+            </w:r>
+            <w:r>
+              <w:rPr>
+                <w:rFonts w:asciiTheme="minorHAnsi" w:hAnsiTheme="minorHAnsi" w:cstheme="minorHAnsi"/>
+                <w:spacing w:val="-5"/>
+                <w:sz w:val="18"/>
+                <w:szCs w:val="18"/>
+              </w:rPr>
+              <w:t>autoridades_federales_seguridad</w:t>
+            </w:r>
+            <w:proofErr w:type="spellEnd"/>
+            <w:r>
+              <w:rPr>
+                <w:rFonts w:asciiTheme="minorHAnsi" w:hAnsiTheme="minorHAnsi" w:cstheme="minorHAnsi"/>
+                <w:spacing w:val="-5"/>
+                <w:sz w:val="18"/>
+                <w:szCs w:val="18"/>
+              </w:rPr>
+              <w:t xml:space="preserve"> %}</w:t>
+            </w:r>
+          </w:p>
+        </w:tc>
+        <w:tc>
+          <w:tcPr>
+            <w:tcW w:w="346" w:type="pct"/>
+            <w:vAlign w:val="center"/>
+          </w:tcPr>
+          <w:p>
+            <w:pPr>
+              <w:pStyle w:val="TableParagraph"/>
+              <w:spacing w:line="224" w:lineRule="exact"/>
+              <w:ind w:left="0"/>
+              <w:rPr>
+                <w:rFonts w:asciiTheme="minorHAnsi" w:hAnsiTheme="minorHAnsi" w:cstheme="minorHAnsi"/>
+                <w:spacing w:val="-5"/>
+                <w:sz w:val="18"/>
+                <w:szCs w:val="18"/>
+              </w:rPr>
+            </w:pPr>
+          </w:p>
+        </w:tc>
+      </w:tr>
+      <w:tr>
+        <w:trPr>
+          <w:trHeight w:val="20"/>
+        </w:trPr>
+        <w:tc>
+          <w:tcPr>
+            <w:tcW w:w="4654" w:type="pct"/>
+            <w:vAlign w:val="center"/>
+          </w:tcPr>
+          <w:p>
+            <w:pPr>
+              <w:pStyle w:val="TableParagraph"/>
+              <w:spacing w:line="224" w:lineRule="exact"/>
+              <w:ind w:left="0"/>
+              <w:rPr>
+                <w:rFonts w:asciiTheme="minorHAnsi" w:hAnsiTheme="minorHAnsi" w:cstheme="minorHAnsi"/>
+                <w:spacing w:val="-5"/>
+                <w:sz w:val="18"/>
+                <w:szCs w:val="18"/>
+              </w:rPr>
+            </w:pPr>
+            <w:r>
+              <w:rPr>
+                <w:rFonts w:asciiTheme="minorHAnsi" w:hAnsiTheme="minorHAnsi" w:cstheme="minorHAnsi"/>
+                <w:spacing w:val="-5"/>
+                <w:sz w:val="18"/>
+                <w:szCs w:val="18"/>
+              </w:rPr>
+              <w:t xml:space="preserve">{{ </w:t>
+            </w:r>
+            <w:proofErr w:type="spellStart"/>
+            <w:r>
+              <w:rPr>
+                <w:rFonts w:asciiTheme="minorHAnsi" w:hAnsiTheme="minorHAnsi" w:cstheme="minorHAnsi"/>
+                <w:spacing w:val="-5"/>
+                <w:sz w:val="18"/>
+                <w:szCs w:val="18"/>
+              </w:rPr>
+              <w:t>a.nombre</w:t>
+            </w:r>
+            <w:proofErr w:type="spellEnd"/>
+            <w:r>
+              <w:rPr>
+                <w:rFonts w:asciiTheme="minorHAnsi" w:hAnsiTheme="minorHAnsi" w:cstheme="minorHAnsi"/>
+                <w:spacing w:val="-5"/>
+                <w:sz w:val="18"/>
+                <w:szCs w:val="18"/>
+              </w:rPr>
+              <w:t xml:space="preserve"> }}</w:t>
+            </w:r>
+          </w:p>
+        </w:tc>
+        <w:tc>
+          <w:tcPr>
+            <w:tcW w:w="346" w:type="pct"/>
+            <w:vAlign w:val="center"/>
+          </w:tcPr>
+          <w:p>
+            <w:pPr>
+              <w:pStyle w:val="TableParagraph"/>
+              <w:spacing w:line="224" w:lineRule="exact"/>
+              <w:ind w:left="0"/>
+              <w:jc w:val="center"/>
+              <w:rPr>
+                <w:rFonts w:asciiTheme="minorHAnsi" w:hAnsiTheme="minorHAnsi" w:cstheme="minorHAnsi"/>
+                <w:b/>
+                <w:spacing w:val="-5"/>
+                <w:sz w:val="18"/>
+                <w:szCs w:val="18"/>
+              </w:rPr>
+            </w:pPr>
+            <w:r>
+              <w:rPr>
+                <w:rFonts w:asciiTheme="minorHAnsi" w:hAnsiTheme="minorHAnsi" w:cstheme="minorHAnsi"/>
+                <w:b/>
+                <w:spacing w:val="-5"/>
+                <w:sz w:val="18"/>
+                <w:szCs w:val="18"/>
+              </w:rPr>
+              <w:t xml:space="preserve">{{ </w:t>
+            </w:r>
+            <w:proofErr w:type="spellStart"/>
+            <w:r>
+              <w:rPr>
+                <w:rFonts w:asciiTheme="minorHAnsi" w:hAnsiTheme="minorHAnsi" w:cstheme="minorHAnsi"/>
+                <w:b/>
+                <w:spacing w:val="-5"/>
+                <w:sz w:val="18"/>
+                <w:szCs w:val="18"/>
+              </w:rPr>
+              <w:t>a.</w:t>
+            </w:r>
+            <w:r>
+              <w:rPr>
+                <w:rFonts w:asciiTheme="minorHAnsi" w:hAnsiTheme="minorHAnsi" w:cstheme="minorHAnsi"/>
+                <w:b/>
+                <w:spacing w:val="-5"/>
+                <w:sz w:val="18"/>
+                <w:szCs w:val="18"/>
+              </w:rPr>
+              <w:t>conteo</w:t>
+            </w:r>
+            <w:proofErr w:type="spellEnd"/>
+            <w:r>
+              <w:rPr>
+                <w:rFonts w:asciiTheme="minorHAnsi" w:hAnsiTheme="minorHAnsi" w:cstheme="minorHAnsi"/>
+                <w:b/>
+                <w:spacing w:val="-5"/>
+                <w:sz w:val="18"/>
+                <w:szCs w:val="18"/>
+              </w:rPr>
+              <w:t xml:space="preserve"> }}</w:t>
+            </w:r>
+          </w:p>
+        </w:tc>
+      </w:tr>
+      <w:tr>
+        <w:trPr>
+          <w:trHeight w:val="20"/>
+        </w:trPr>
+        <w:tc>
+          <w:tcPr>
+            <w:tcW w:w="4654" w:type="pct"/>
+            <w:vAlign w:val="center"/>
+          </w:tcPr>
+          <w:p>
+            <w:pPr>
+              <w:pStyle w:val="TableParagraph"/>
+              <w:spacing w:line="224" w:lineRule="exact"/>
+              <w:ind w:left="0"/>
+              <w:rPr>
+                <w:rFonts w:asciiTheme="minorHAnsi" w:hAnsiTheme="minorHAnsi" w:cstheme="minorHAnsi"/>
+                <w:spacing w:val="-5"/>
+                <w:sz w:val="18"/>
+                <w:szCs w:val="18"/>
+              </w:rPr>
+            </w:pPr>
+            <w:r>
+              <w:rPr>
+                <w:rFonts w:asciiTheme="minorHAnsi" w:hAnsiTheme="minorHAnsi" w:cstheme="minorHAnsi"/>
+                <w:spacing w:val="-5"/>
+                <w:sz w:val="18"/>
+                <w:szCs w:val="18"/>
+              </w:rPr>
+              <w:t>{%</w:t>
+            </w:r>
+            <w:proofErr w:type="spellStart"/>
+            <w:r>
+              <w:rPr>
+                <w:rFonts w:asciiTheme="minorHAnsi" w:hAnsiTheme="minorHAnsi" w:cstheme="minorHAnsi"/>
+                <w:spacing w:val="-5"/>
+                <w:sz w:val="18"/>
+                <w:szCs w:val="18"/>
+              </w:rPr>
+              <w:t>tr</w:t>
+            </w:r>
+            <w:proofErr w:type="spellEnd"/>
+            <w:r>
+              <w:rPr>
+                <w:rFonts w:asciiTheme="minorHAnsi" w:hAnsiTheme="minorHAnsi" w:cstheme="minorHAnsi"/>
+                <w:spacing w:val="-5"/>
+                <w:sz w:val="18"/>
+                <w:szCs w:val="18"/>
+              </w:rPr>
+              <w:t xml:space="preserve"> </w:t>
+            </w:r>
+            <w:proofErr w:type="spellStart"/>
+            <w:r>
+              <w:rPr>
+                <w:rFonts w:asciiTheme="minorHAnsi" w:hAnsiTheme="minorHAnsi" w:cstheme="minorHAnsi"/>
+                <w:spacing w:val="-5"/>
+                <w:sz w:val="18"/>
+                <w:szCs w:val="18"/>
+              </w:rPr>
+              <w:t>endfor</w:t>
+            </w:r>
+            <w:proofErr w:type="spellEnd"/>
+            <w:r>
+              <w:rPr>
+                <w:rFonts w:asciiTheme="minorHAnsi" w:hAnsiTheme="minorHAnsi" w:cstheme="minorHAnsi"/>
+                <w:spacing w:val="-5"/>
+                <w:sz w:val="18"/>
+                <w:szCs w:val="18"/>
+              </w:rPr>
+              <w:t xml:space="preserve"> %}</w:t>
+            </w:r>
+          </w:p>
+        </w:tc>
+        <w:tc>
+          <w:tcPr>
+            <w:tcW w:w="346" w:type="pct"/>
+            <w:vAlign w:val="center"/>
+          </w:tcPr>
+          <w:p>
+            <w:pPr>
+              <w:pStyle w:val="TableParagraph"/>
+              <w:spacing w:line="224" w:lineRule="exact"/>
+              <w:ind w:left="0"/>
+              <w:rPr>
+                <w:rFonts w:asciiTheme="minorHAnsi" w:hAnsiTheme="minorHAnsi" w:cstheme="minorHAnsi"/>
+                <w:spacing w:val="-5"/>
+                <w:sz w:val="18"/>
+                <w:szCs w:val="18"/>
+              </w:rPr>
+            </w:pPr>
+          </w:p>
+        </w:tc>
+      </w:tr>
+    </w:tbl>
     <w:p>
       <w:pPr>
         <w:spacing w:after="0"/>
@@ -5368,16 +5596,7 @@
                 <w:sz w:val="18"/>
                 <w:szCs w:val="18"/>
               </w:rPr>
-              <w:t>tabla_autoridades</w:t>
-            </w:r>
-            <w:r>
-              <w:rPr>
-                <w:rFonts w:asciiTheme="minorHAnsi" w:hAnsiTheme="minorHAnsi" w:cstheme="minorHAnsi"/>
-                <w:spacing w:val="-5"/>
-                <w:sz w:val="18"/>
-                <w:szCs w:val="18"/>
-              </w:rPr>
-              <w:t>_estatales</w:t>
+              <w:t>tabla_autoridades_estatales</w:t>
             </w:r>
             <w:proofErr w:type="spellEnd"/>
             <w:r>
@@ -5473,6 +5692,7 @@
               <w:pStyle w:val="TableParagraph"/>
               <w:spacing w:line="224" w:lineRule="exact"/>
               <w:ind w:left="0"/>
+              <w:jc w:val="center"/>
               <w:rPr>
                 <w:rFonts w:asciiTheme="minorHAnsi" w:hAnsiTheme="minorHAnsi" w:cstheme="minorHAnsi"/>
                 <w:b/>
@@ -5825,16 +6045,7 @@
                 <w:sz w:val="18"/>
                 <w:szCs w:val="18"/>
               </w:rPr>
-              <w:t>tabla_</w:t>
-            </w:r>
-            <w:r>
-              <w:rPr>
-                <w:rFonts w:asciiTheme="minorHAnsi" w:hAnsiTheme="minorHAnsi" w:cstheme="minorHAnsi"/>
-                <w:spacing w:val="-5"/>
-                <w:sz w:val="18"/>
-                <w:szCs w:val="18"/>
-              </w:rPr>
-              <w:t>municipios_dsp</w:t>
+              <w:t>tabla_municipios_dsp</w:t>
             </w:r>
             <w:proofErr w:type="spellEnd"/>
             <w:r>
@@ -5930,6 +6141,7 @@
               <w:pStyle w:val="TableParagraph"/>
               <w:spacing w:line="224" w:lineRule="exact"/>
               <w:ind w:left="0"/>
+              <w:jc w:val="center"/>
               <w:rPr>
                 <w:rFonts w:asciiTheme="minorHAnsi" w:hAnsiTheme="minorHAnsi" w:cstheme="minorHAnsi"/>
                 <w:b/>
@@ -6827,7 +7039,6 @@
           <w:sz w:val="18"/>
           <w:szCs w:val="18"/>
         </w:rPr>
-        <w:lastRenderedPageBreak/>
         <w:t xml:space="preserve">Los señalamientos contra autoridades municipales de seguridad pública </w:t>
       </w:r>
       <w:r>
@@ -7279,16 +7490,7 @@
                 <w:sz w:val="18"/>
                 <w:szCs w:val="18"/>
               </w:rPr>
-              <w:t>tabla_</w:t>
-            </w:r>
-            <w:r>
-              <w:rPr>
-                <w:rFonts w:asciiTheme="minorHAnsi" w:hAnsiTheme="minorHAnsi" w:cstheme="minorHAnsi"/>
-                <w:spacing w:val="-5"/>
-                <w:sz w:val="18"/>
-                <w:szCs w:val="18"/>
-              </w:rPr>
-              <w:t>oficiosas</w:t>
+              <w:t>tabla_oficiosas</w:t>
             </w:r>
             <w:proofErr w:type="spellEnd"/>
             <w:r>
@@ -8271,19 +8473,8 @@
                 <w:sz w:val="18"/>
                 <w:szCs w:val="18"/>
               </w:rPr>
-              <w:t xml:space="preserve"> a in tabla_</w:t>
-            </w:r>
-            <w:r>
-              <w:rPr>
-                <w:rFonts w:asciiTheme="minorHAnsi" w:hAnsiTheme="minorHAnsi" w:cstheme="minorHAnsi"/>
-                <w:spacing w:val="-5"/>
-                <w:sz w:val="18"/>
-                <w:szCs w:val="18"/>
-              </w:rPr>
-              <w:t>periodistas</w:t>
-            </w:r>
-            <w:bookmarkStart w:id="0" w:name="_GoBack"/>
-            <w:bookmarkEnd w:id="0"/>
+              <w:t xml:space="preserve"> a in tabla_periodistas</w:t>
+            </w:r>
             <w:r>
               <w:rPr>
                 <w:rFonts w:asciiTheme="minorHAnsi" w:hAnsiTheme="minorHAnsi" w:cstheme="minorHAnsi"/>
@@ -8982,87 +9173,26 @@
           <w:sz w:val="16"/>
           <w:szCs w:val="16"/>
         </w:rPr>
-        <w:t xml:space="preserve"> Inconsistente:</w:t>
+        <w:t xml:space="preserve"> </w:t>
       </w:r>
       <w:r>
         <w:rPr>
           <w:sz w:val="16"/>
-          <w:szCs w:val="16"/>
-        </w:rPr>
-        <w:br/>
-        <w:t xml:space="preserve">a) Las </w:t>
-      </w:r>
-      <w:r>
-        <w:rPr>
+        </w:rPr>
+        <w:t xml:space="preserve">Se emitió en el expediente </w:t>
+      </w:r>
+      <w:r>
+        <w:rPr>
+          <w:b/>
           <w:sz w:val="16"/>
-          <w:szCs w:val="16"/>
-        </w:rPr>
-        <w:t>a</w:t>
+        </w:rPr>
+        <w:t>0124/2026-A</w:t>
       </w:r>
       <w:r>
         <w:rPr>
           <w:sz w:val="16"/>
-          <w:szCs w:val="16"/>
-        </w:rPr>
-        <w:t>usencias de captura</w:t>
-      </w:r>
-      <w:r>
-        <w:rPr>
-          <w:sz w:val="16"/>
-          <w:szCs w:val="16"/>
-        </w:rPr>
-        <w:t>s en sistema</w:t>
-      </w:r>
-      <w:r>
-        <w:rPr>
-          <w:sz w:val="16"/>
-          <w:szCs w:val="16"/>
-        </w:rPr>
-        <w:t>;</w:t>
-      </w:r>
-      <w:r>
-        <w:rPr>
-          <w:sz w:val="16"/>
-          <w:szCs w:val="16"/>
-        </w:rPr>
-        <w:br/>
-        <w:t>b) A las discrepancias con los criterios de captura en las denominaciones de las autoridades, a partir de las capturas manuales</w:t>
-      </w:r>
-      <w:r>
-        <w:rPr>
-          <w:sz w:val="16"/>
-          <w:szCs w:val="16"/>
-        </w:rPr>
-        <w:t>, en sistema</w:t>
-      </w:r>
-      <w:r>
-        <w:rPr>
-          <w:sz w:val="16"/>
-          <w:szCs w:val="16"/>
-        </w:rPr>
-        <w:t xml:space="preserve">; y </w:t>
-      </w:r>
-      <w:r>
-        <w:rPr>
-          <w:sz w:val="16"/>
-          <w:szCs w:val="16"/>
-        </w:rPr>
-        <w:br/>
-        <w:t>c) La falta de homogeneización en los espacios de captura sobre las autoridades</w:t>
-      </w:r>
-      <w:r>
-        <w:rPr>
-          <w:sz w:val="16"/>
-          <w:szCs w:val="16"/>
-        </w:rPr>
-        <w:t xml:space="preserve"> en sistema</w:t>
-      </w:r>
-      <w:r>
-        <w:rPr>
-          <w:sz w:val="16"/>
-          <w:szCs w:val="16"/>
-        </w:rPr>
-        <w:t xml:space="preserve">. </w:t>
+        </w:rPr>
+        <w:t>, se dirigió a la Supervisor Escolar de la Zona 91 de Primaria, en San Felipe, Guanajuato; pidiendo se adopten acciones administrativas necesarias para salvaguardar la integridad física y psicológica persona NNA alumna de la escuela Primaria Federal «Luis Fernández Martínez» en San Felipe.</w:t>
       </w:r>
     </w:p>
   </w:footnote>
@@ -9088,54 +9218,87 @@
           <w:sz w:val="16"/>
           <w:szCs w:val="16"/>
         </w:rPr>
-        <w:t xml:space="preserve"> En lo que va de 2026, se informó por el área de seguimiento de 15 resoluciones de fondo:</w:t>
-      </w:r>
-    </w:p>
-    <w:p>
-      <w:pPr>
-        <w:pStyle w:val="Textonotapie"/>
-        <w:numPr>
-          <w:ilvl w:val="0"/>
-          <w:numId w:val="8"/>
-        </w:numPr>
+        <w:t xml:space="preserve"> Inconsistente:</w:t>
+      </w:r>
+      <w:r>
         <w:rPr>
           <w:sz w:val="16"/>
           <w:szCs w:val="16"/>
         </w:rPr>
-      </w:pPr>
+        <w:br/>
+        <w:t xml:space="preserve">a) Las </w:t>
+      </w:r>
       <w:r>
         <w:rPr>
           <w:sz w:val="16"/>
           <w:szCs w:val="16"/>
         </w:rPr>
-        <w:t xml:space="preserve">11 resoluciones de recomendación </w:t>
-      </w:r>
-    </w:p>
-    <w:p>
-      <w:pPr>
-        <w:pStyle w:val="Textonotapie"/>
-        <w:numPr>
-          <w:ilvl w:val="0"/>
-          <w:numId w:val="8"/>
-        </w:numPr>
+        <w:t>a</w:t>
+      </w:r>
+      <w:r>
         <w:rPr>
           <w:sz w:val="16"/>
           <w:szCs w:val="16"/>
         </w:rPr>
-      </w:pPr>
+        <w:t>usencias de captura</w:t>
+      </w:r>
       <w:r>
         <w:rPr>
           <w:sz w:val="16"/>
           <w:szCs w:val="16"/>
         </w:rPr>
-        <w:t>6</w:t>
+        <w:t>s en sistema</w:t>
       </w:r>
       <w:r>
         <w:rPr>
           <w:sz w:val="16"/>
           <w:szCs w:val="16"/>
         </w:rPr>
-        <w:t xml:space="preserve"> resoluciones de no recomendación</w:t>
+        <w:t>;</w:t>
+      </w:r>
+      <w:r>
+        <w:rPr>
+          <w:sz w:val="16"/>
+          <w:szCs w:val="16"/>
+        </w:rPr>
+        <w:br/>
+        <w:t>b) A las discrepancias con los criterios de captura en las denominaciones de las autoridades, a partir de las capturas manuales</w:t>
+      </w:r>
+      <w:r>
+        <w:rPr>
+          <w:sz w:val="16"/>
+          <w:szCs w:val="16"/>
+        </w:rPr>
+        <w:t>, en sistema</w:t>
+      </w:r>
+      <w:r>
+        <w:rPr>
+          <w:sz w:val="16"/>
+          <w:szCs w:val="16"/>
+        </w:rPr>
+        <w:t xml:space="preserve">; y </w:t>
+      </w:r>
+      <w:r>
+        <w:rPr>
+          <w:sz w:val="16"/>
+          <w:szCs w:val="16"/>
+        </w:rPr>
+        <w:br/>
+        <w:t>c) La falta de homogeneización en los espacios de captura sobre las autoridades</w:t>
+      </w:r>
+      <w:r>
+        <w:rPr>
+          <w:sz w:val="16"/>
+          <w:szCs w:val="16"/>
+        </w:rPr>
+        <w:t xml:space="preserve"> en sistema</w:t>
+      </w:r>
+      <w:r>
+        <w:rPr>
+          <w:sz w:val="16"/>
+          <w:szCs w:val="16"/>
+        </w:rPr>
+        <w:t xml:space="preserve">. </w:t>
       </w:r>
     </w:p>
   </w:footnote>
@@ -10513,6 +10676,50 @@
       </w:tblBorders>
     </w:tblPr>
   </w:style>
+  <w:style w:type="paragraph" w:styleId="Encabezado">
+    <w:name w:val="header"/>
+    <w:basedOn w:val="Normal"/>
+    <w:link w:val="EncabezadoCar"/>
+    <w:uiPriority w:val="99"/>
+    <w:unhideWhenUsed/>
+    <w:rsid w:val="00F51391"/>
+    <w:pPr>
+      <w:tabs>
+        <w:tab w:val="center" w:pos="4419"/>
+        <w:tab w:val="right" w:pos="8838"/>
+      </w:tabs>
+      <w:spacing w:after="0" w:line="240" w:lineRule="auto"/>
+    </w:pPr>
+  </w:style>
+  <w:style w:type="character" w:customStyle="1" w:styleId="EncabezadoCar">
+    <w:name w:val="Encabezado Car"/>
+    <w:basedOn w:val="Fuentedeprrafopredeter"/>
+    <w:link w:val="Encabezado"/>
+    <w:uiPriority w:val="99"/>
+    <w:rsid w:val="00F51391"/>
+  </w:style>
+  <w:style w:type="paragraph" w:styleId="Piedepgina">
+    <w:name w:val="footer"/>
+    <w:basedOn w:val="Normal"/>
+    <w:link w:val="PiedepginaCar"/>
+    <w:uiPriority w:val="99"/>
+    <w:unhideWhenUsed/>
+    <w:rsid w:val="00F51391"/>
+    <w:pPr>
+      <w:tabs>
+        <w:tab w:val="center" w:pos="4419"/>
+        <w:tab w:val="right" w:pos="8838"/>
+      </w:tabs>
+      <w:spacing w:after="0" w:line="240" w:lineRule="auto"/>
+    </w:pPr>
+  </w:style>
+  <w:style w:type="character" w:customStyle="1" w:styleId="PiedepginaCar">
+    <w:name w:val="Pie de página Car"/>
+    <w:basedOn w:val="Fuentedeprrafopredeter"/>
+    <w:link w:val="Piedepgina"/>
+    <w:uiPriority w:val="99"/>
+    <w:rsid w:val="00F51391"/>
+  </w:style>
 </w:styles>
 </file>
 
@@ -10782,7 +10989,7 @@
 </file>
 
 <file path=customXml/itemProps1.xml><?xml version="1.0" encoding="utf-8"?>
-<ds:datastoreItem xmlns:ds="http://schemas.openxmlformats.org/officeDocument/2006/customXml" ds:itemID="{91529D32-B149-4C4C-AE16-94C3D8077FE5}">
+<ds:datastoreItem xmlns:ds="http://schemas.openxmlformats.org/officeDocument/2006/customXml" ds:itemID="{FF3EFCC9-5DA0-42C6-8678-2189B94C2123}">
   <ds:schemaRefs>
     <ds:schemaRef ds:uri="http://schemas.openxmlformats.org/officeDocument/2006/bibliography"/>
   </ds:schemaRefs>
